--- a/开发相关文档/AI提示词/20261018-AI实践与大数据分阶段执行包/S11-可选自然语言草案与项目启动模板.docx
+++ b/开发相关文档/AI提示词/20261018-AI实践与大数据分阶段执行包/S11-可选自然语言草案与项目启动模板.docx
@@ -20,7 +20,7 @@
         <w:widowControl/>
       </w:pPr>
       <w:r>
-        <w:t>V2 大数据主线优先  2026年10月19日  选做 默认跳过</w:t>
+        <w:t>V2 20261025收口修订  选做未选择 默认跳过</w:t>
       </w:r>
     </w:p>
     <w:p>
@@ -28,7 +28,15 @@
         <w:widowControl/>
       </w:pPr>
       <w:r>
-        <w:t>用法  单独上传本文件，并发送“只执行本阶段，完成验收与交接后停止”。V2编号已重排，请勿混用旧版同号文件。</w:t>
+        <w:t xml:space="preserve">用法  先读任务交接与20261021计划书，再发送“只执行本阶段，保护已有修改，更新交接后停止”。本包修订不等于阶段实施或新增授权。</w:t>
+      </w:r>
+    </w:p>
+    <w:p>
+      <w:pPr>
+        <w:widowControl/>
+      </w:pPr>
+      <w:r>
+        <w:t>20261025收口：S06完整通过，S07工程通过；S08历史工程通过、自动评审质量未通过。用户已选择工程闭环＋AI辅助建议，停止收费重评；本版提示词不代表辅助模式已落地。S09/S10未实施，S11默认跳过。</w:t>
       </w:r>
     </w:p>
     <w:p>
@@ -58,7 +66,7 @@
         <w:widowControl/>
       </w:pPr>
       <w:r>
-        <w:t>请只执行 S11 可选自然语言草案与项目启动模板。目标：仅在大数据和固定AI实践核心门槛已通过、且不挤占实验论文时间时，按用户明确选择增加受限自然语言草案或项目启动第二模板。两项分别选做，可以只做其中一项；本阶段默认跳过并直接进入S12。</w:t>
+        <w:t>S11为可选自然语言草案或项目启动第二模板，本轮收口默认跳过；优先学生端、既有Spark演示和论文。不因文件存在主动开发，也不把未选项列为毕业设计缺陷。</w:t>
       </w:r>
     </w:p>
     <w:p>
@@ -66,7 +74,7 @@
         <w:widowControl/>
       </w:pPr>
       <w:r>
-        <w:t>直接前置阶段：S10。前置条件：S10必做主线与此前Spark、固定AI质量门槛均已通过且有证据，用户另行明确选择草案、第二模板或两者，并确认对应新增范围和模型预算。第5至6周优先安排实验与论文；剩余时间不足或关键质量尚未通过时不启动本阶段。</w:t>
+        <w:t>只有用户以后明确选做才启动；前置为S10所需工程已验收及新选项具体范围/预算，而非旧自动代码评分过关。不得借本次减负重新加入自动判分或额外收费评价，未选择直接交接S12。</w:t>
       </w:r>
     </w:p>
     <w:p>
@@ -86,7 +94,7 @@
         <w:ind w:left="198" w:hanging="198"/>
       </w:pPr>
       <w:r>
-        <w:t>1  你是能读取本地仓库的开发AI。根目录为C:\Users\Administrator\Desktop\毕业设计\ScholarHub。每次只执行一个阶段；本包不授权自动执行整包。先核对当前源码、Git与日志，保护已有未提交修改；无源码访问先列缺少材料。</w:t>
+        <w:t xml:space="preserve">1  根目录为C:\Users\Administrator\Desktop\毕业设计\ScholarHub。先读开发相关文档/任务交接.md及开发相关文档/开发规划/20261021-大数据主线最小改动与AI实践衔接计划书.md，核对本阶段报告、当前Git和用户最新指令。每次只执行一个阶段，保护既有未提交工作；无源码访问先列缺少材料，不从S00重新初始化。</w:t>
       </w:r>
     </w:p>
     <w:p>
@@ -95,7 +103,7 @@
         <w:ind w:left="198" w:hanging="198"/>
       </w:pPr>
       <w:r>
-        <w:t>2  先读AGENTS.md和可用的stop-that-shit、frontend-backend-code-standards；前端沿用现有设计规范。保持Vue/TypeScript、FastAPI/SQLAlchemy/MySQL及Provider，复用既有结果模块化、测试与图表，不重建项目或无关格式化。</w:t>
+        <w:t>2  遵守AGENTS.md、stop-that-shit和frontend-backend-code-standards；沿用Vue/TypeScript、FastAPI/SQLAlchemy/MySQL及现有Provider。未调整的数据/权限/版本规则沿用V2-S01-r2；S08完成含义与后续前置以20261025辅助建议收口补充为准，旧评分答案和阈值封存不改。</w:t>
       </w:r>
     </w:p>
     <w:p>
@@ -140,7 +148,7 @@
         <w:ind w:left="198" w:hanging="198"/>
       </w:pPr>
       <w:r>
-        <w:t>7  中文日志沿用开发相关文档/开发日志/开发操作日志.md；报告放开发相关文档/阶段报告/AI大数据改造/V2。编号已按V2重排，旧阶段报告只经内容映射复用，不覆盖旧报告。不自动提交、推送、发布或开始下一阶段。</w:t>
+        <w:t xml:space="preserve">7  中文日志沿用开发相关文档/开发日志/开发操作日志.md，报告放开发相关文档/阶段报告/AI大数据改造/V2。阶段结束、关键阻塞、换AI或准备压缩前先更新开发相关文档/任务交接.md：任务卡、已改文件、实际命令/证据、授权与消耗、缺口、恢复点和下一步。不得只留聊天纪要；不自动提交、推送、发布或开始下一阶段。</w:t>
       </w:r>
     </w:p>
     <w:p>
@@ -160,7 +168,7 @@
         <w:ind w:left="198" w:hanging="198"/>
       </w:pPr>
       <w:r>
-        <w:t>1  S01批准契约、S08固定评价结果、S10主线完成证据和S12实验计划；核对真实剩余时间、待修复项及可动用模型预算。</w:t>
+        <w:t>1  当前辅助建议范围、S08封存质量限制、S10工程证据与S12计划；未选时只核对选择状态，不准备新模型预算或模板实现。</w:t>
       </w:r>
     </w:p>
     <w:p>
@@ -270,7 +278,7 @@
         <w:ind w:left="198" w:hanging="198"/>
       </w:pPr>
       <w:r>
-        <w:t>9  为项目启动另定质量评价，至少核对需求覆盖、交付可执行性、技术约束一致、架构引用一致和无依据承诺。使用独立规划案例与人工标准，不以CSV输出匹配、用户点确认或流程走完替代质量。</w:t>
+        <w:t>9  若以后选第二模板，另明确建议用途与独立材料，检查约束和来源；默认工程加人工审阅，不把CSV旧质量当新模板通过，也不恢复自动代码判分。额外质量研究仅在用户具体要求时进行。</w:t>
       </w:r>
     </w:p>
     <w:p>
@@ -279,7 +287,7 @@
         <w:ind w:left="198" w:hanging="198"/>
       </w:pPr>
       <w:r>
-        <w:t>10  真实模型验证只消费所选子项的明确授权额度。保留失败案例、人工评分和原始输出，若需新增评价集或调用预算先说明具体材料与影响；不能借用S08预算自动扩大任务。</w:t>
+        <w:t>10  选做真实调用另有精确授权，不借S08剩余额度；不默认执行规则加J1或新增付费轮次。已有失败封存，未知与失败保留，未选择不产生调用。</w:t>
       </w:r>
     </w:p>
     <w:p>
@@ -370,7 +378,7 @@
         <w:widowControl/>
       </w:pPr>
       <w:r>
-        <w:t>阶段门槛：默认跳过并直达S12；只有用户明确选择、全部核心质量门槛通过及实验论文时间得到保障才启动。任何一项不满足即停止选做；已选子项到达批准验收或时间预算边界就交接，不能继续追加功能来拖延综合实验。</w:t>
+        <w:t>阶段门槛：默认跳过并交S12；以后只有用户明确选择、工程条件及时间预算具备才执行。原自动评审质量未通过不要求补考，也不能被选做结果改写为通过。</w:t>
       </w:r>
     </w:p>
     <w:p>
@@ -475,7 +483,7 @@
         <w:ind w:left="198" w:hanging="198"/>
       </w:pPr>
       <w:r>
-        <w:t>2  前置证据、必要授权、环境或质量门槛缺失时，交付已完成材料与准确阻塞。分别标通过、失败、未运行、待确认和未选择，不把工程通过或文档完成写成模型有效或整包完成。</w:t>
+        <w:t>2  前置证据、必要授权或环境缺失时交付准确阻塞。原自动评审质量未通过作为历史限制保留，不再作为辅助建议工程的前置；当前工程仍须实证验收，不把文档、Fake或本人确认写成代码正确、教学认可或模型有效。</w:t>
       </w:r>
     </w:p>
     <w:p>
